--- a/c1_sdd_linux-ipcs/format_refer/format_refer.docx
+++ b/c1_sdd_linux-ipcs/format_refer/format_refer.docx
@@ -101,22 +101,13 @@
       </w:r>
       <w:r>
         <w:rPr>
-          <w:rFonts w:ascii="微软雅黑" w:eastAsia="微软雅黑" w:hAnsi="微软雅黑"/>
-          <w:color w:val="000000"/>
-          <w:sz w:val="48"/>
-          <w:szCs w:val="48"/>
-        </w:rPr>
-        <w:t xml:space="preserve">MCAL </w:t>
-      </w:r>
-      <w:r>
-        <w:rPr>
           <w:rFonts w:ascii="微软雅黑" w:eastAsia="微软雅黑" w:hAnsi="微软雅黑" w:hint="eastAsia"/>
           <w:color w:val="000000"/>
           <w:sz w:val="48"/>
           <w:szCs w:val="48"/>
           <w:lang w:eastAsia="zh-CN"/>
         </w:rPr>
-        <w:t>MPE</w:t>
+        <w:t>IPCS</w:t>
       </w:r>
       <w:r>
         <w:rPr>
@@ -125,7 +116,7 @@
           <w:sz w:val="48"/>
           <w:szCs w:val="48"/>
         </w:rPr>
-        <w:t>CAN Driver</w:t>
+        <w:t xml:space="preserve"> Driver</w:t>
       </w:r>
     </w:p>
     <w:p>
@@ -143,20 +134,12 @@
       </w:pPr>
       <w:r>
         <w:rPr>
-          <w:rFonts w:ascii="微软雅黑" w:eastAsia="微软雅黑" w:hAnsi="微软雅黑"/>
-          <w:sz w:val="48"/>
-          <w:szCs w:val="48"/>
-        </w:rPr>
-        <w:t xml:space="preserve">MCAL </w:t>
-      </w:r>
-      <w:r>
-        <w:rPr>
           <w:rFonts w:ascii="微软雅黑" w:eastAsia="微软雅黑" w:hAnsi="微软雅黑" w:hint="eastAsia"/>
           <w:sz w:val="48"/>
           <w:szCs w:val="48"/>
           <w:lang w:eastAsia="zh-CN"/>
         </w:rPr>
-        <w:t>MPE</w:t>
+        <w:t>IPCS</w:t>
       </w:r>
       <w:r>
         <w:rPr>
@@ -164,7 +147,7 @@
           <w:sz w:val="48"/>
           <w:szCs w:val="48"/>
         </w:rPr>
-        <w:t>CAN Driver</w:t>
+        <w:t xml:space="preserve"> Driver</w:t>
       </w:r>
       <w:r>
         <w:rPr>
@@ -463,7 +446,6 @@
         <w:tc>
           <w:tcPr>
             <w:tcW w:w="1968" w:type="dxa"/>
-            <w:vAlign w:val="center"/>
           </w:tcPr>
           <w:p>
             <w:pPr>
@@ -476,12 +458,18 @@
                 <w:sz w:val="24"/>
               </w:rPr>
             </w:pPr>
+            <w:r>
+              <w:rPr>
+                <w:rFonts w:ascii="微软雅黑" w:eastAsia="微软雅黑" w:hAnsi="微软雅黑" w:hint="eastAsia"/>
+                <w:sz w:val="20"/>
+              </w:rPr>
+              <w:t>倘亚朋</w:t>
+            </w:r>
           </w:p>
         </w:tc>
         <w:tc>
           <w:tcPr>
             <w:tcW w:w="1717" w:type="dxa"/>
-            <w:vAlign w:val="center"/>
           </w:tcPr>
           <w:p>
             <w:pPr>
@@ -494,12 +482,18 @@
                 <w:sz w:val="24"/>
               </w:rPr>
             </w:pPr>
+            <w:r>
+              <w:rPr>
+                <w:rFonts w:ascii="微软雅黑" w:eastAsia="微软雅黑" w:hAnsi="微软雅黑" w:hint="eastAsia"/>
+                <w:sz w:val="20"/>
+              </w:rPr>
+              <w:t>软件研发部</w:t>
+            </w:r>
           </w:p>
         </w:tc>
         <w:tc>
           <w:tcPr>
             <w:tcW w:w="1985" w:type="dxa"/>
-            <w:vAlign w:val="center"/>
           </w:tcPr>
           <w:p>
             <w:pPr>
@@ -512,6 +506,20 @@
                 <w:sz w:val="24"/>
               </w:rPr>
             </w:pPr>
+            <w:r>
+              <w:rPr>
+                <w:rFonts w:ascii="微软雅黑" w:eastAsia="微软雅黑" w:hAnsi="微软雅黑"/>
+                <w:sz w:val="20"/>
+              </w:rPr>
+              <w:t>2026.5.</w:t>
+            </w:r>
+            <w:r>
+              <w:rPr>
+                <w:rFonts w:ascii="微软雅黑" w:eastAsia="微软雅黑" w:hAnsi="微软雅黑" w:hint="eastAsia"/>
+                <w:sz w:val="20"/>
+              </w:rPr>
+              <w:t>28</w:t>
+            </w:r>
           </w:p>
         </w:tc>
       </w:tr>
@@ -605,7 +613,6 @@
         <w:tc>
           <w:tcPr>
             <w:tcW w:w="1968" w:type="dxa"/>
-            <w:vAlign w:val="center"/>
           </w:tcPr>
           <w:p>
             <w:pPr>
@@ -618,12 +625,18 @@
                 <w:color w:val="000000"/>
               </w:rPr>
             </w:pPr>
+            <w:r>
+              <w:rPr>
+                <w:rFonts w:ascii="微软雅黑" w:eastAsia="微软雅黑" w:hAnsi="微软雅黑" w:hint="eastAsia"/>
+                <w:sz w:val="20"/>
+              </w:rPr>
+              <w:t>安然/赵笃/喻明睿/张帅/伊焕利/肖敏元/倘亚朋/宋晓婷/栗瑞江/Wenke</w:t>
+            </w:r>
           </w:p>
         </w:tc>
         <w:tc>
           <w:tcPr>
             <w:tcW w:w="1717" w:type="dxa"/>
-            <w:vAlign w:val="center"/>
           </w:tcPr>
           <w:p>
             <w:pPr>
@@ -636,12 +649,18 @@
                 <w:color w:val="000000"/>
               </w:rPr>
             </w:pPr>
+            <w:r>
+              <w:rPr>
+                <w:rFonts w:ascii="微软雅黑" w:eastAsia="微软雅黑" w:hAnsi="微软雅黑" w:hint="eastAsia"/>
+                <w:sz w:val="20"/>
+              </w:rPr>
+              <w:t>软件研发部</w:t>
+            </w:r>
           </w:p>
         </w:tc>
         <w:tc>
           <w:tcPr>
             <w:tcW w:w="1985" w:type="dxa"/>
-            <w:vAlign w:val="center"/>
           </w:tcPr>
           <w:p>
             <w:pPr>
@@ -654,6 +673,20 @@
                 <w:sz w:val="24"/>
               </w:rPr>
             </w:pPr>
+            <w:r>
+              <w:rPr>
+                <w:rFonts w:ascii="微软雅黑" w:eastAsia="微软雅黑" w:hAnsi="微软雅黑"/>
+                <w:sz w:val="20"/>
+              </w:rPr>
+              <w:t>2026.5.</w:t>
+            </w:r>
+            <w:r>
+              <w:rPr>
+                <w:rFonts w:ascii="微软雅黑" w:eastAsia="微软雅黑" w:hAnsi="微软雅黑" w:hint="eastAsia"/>
+                <w:sz w:val="20"/>
+              </w:rPr>
+              <w:t>28</w:t>
+            </w:r>
           </w:p>
         </w:tc>
       </w:tr>
@@ -713,7 +746,6 @@
         <w:tc>
           <w:tcPr>
             <w:tcW w:w="1968" w:type="dxa"/>
-            <w:vAlign w:val="center"/>
           </w:tcPr>
           <w:p>
             <w:pPr>
@@ -723,12 +755,18 @@
                 <w:color w:val="000000"/>
               </w:rPr>
             </w:pPr>
+            <w:r>
+              <w:rPr>
+                <w:rFonts w:ascii="微软雅黑" w:eastAsia="微软雅黑" w:hAnsi="微软雅黑" w:hint="eastAsia"/>
+                <w:sz w:val="20"/>
+              </w:rPr>
+              <w:t>安然</w:t>
+            </w:r>
           </w:p>
         </w:tc>
         <w:tc>
           <w:tcPr>
             <w:tcW w:w="1717" w:type="dxa"/>
-            <w:vAlign w:val="center"/>
           </w:tcPr>
           <w:p>
             <w:pPr>
@@ -741,12 +779,18 @@
                 <w:color w:val="000000"/>
               </w:rPr>
             </w:pPr>
+            <w:r>
+              <w:rPr>
+                <w:rFonts w:ascii="微软雅黑" w:eastAsia="微软雅黑" w:hAnsi="微软雅黑" w:hint="eastAsia"/>
+                <w:sz w:val="20"/>
+              </w:rPr>
+              <w:t>软件研发部</w:t>
+            </w:r>
           </w:p>
         </w:tc>
         <w:tc>
           <w:tcPr>
             <w:tcW w:w="1985" w:type="dxa"/>
-            <w:vAlign w:val="center"/>
           </w:tcPr>
           <w:p>
             <w:pPr>
@@ -756,6 +800,20 @@
                 <w:color w:val="000000"/>
               </w:rPr>
             </w:pPr>
+            <w:r>
+              <w:rPr>
+                <w:rFonts w:ascii="微软雅黑" w:eastAsia="微软雅黑" w:hAnsi="微软雅黑"/>
+                <w:sz w:val="20"/>
+              </w:rPr>
+              <w:t>2026.5.2</w:t>
+            </w:r>
+            <w:r>
+              <w:rPr>
+                <w:rFonts w:ascii="微软雅黑" w:eastAsia="微软雅黑" w:hAnsi="微软雅黑" w:hint="eastAsia"/>
+                <w:sz w:val="20"/>
+              </w:rPr>
+              <w:t>8</w:t>
+            </w:r>
           </w:p>
         </w:tc>
       </w:tr>
@@ -1120,7 +1178,6 @@
         <w:tc>
           <w:tcPr>
             <w:tcW w:w="927" w:type="dxa"/>
-            <w:vAlign w:val="center"/>
           </w:tcPr>
           <w:p>
             <w:pPr>
@@ -1134,28 +1191,62 @@
             </w:pPr>
             <w:r>
               <w:rPr>
+                <w:rFonts w:ascii="微软雅黑" w:eastAsia="微软雅黑" w:hAnsi="微软雅黑"/>
+                <w:sz w:val="20"/>
+              </w:rPr>
+              <w:t>V0.1</w:t>
+            </w:r>
+          </w:p>
+        </w:tc>
+        <w:tc>
+          <w:tcPr>
+            <w:tcW w:w="1284" w:type="dxa"/>
+          </w:tcPr>
+          <w:p>
+            <w:pPr>
+              <w:jc w:val="center"/>
+              <w:rPr>
                 <w:rFonts w:ascii="微软雅黑" w:eastAsia="微软雅黑" w:hAnsi="微软雅黑" w:cs="Arial" w:hint="eastAsia"/>
                 <w:color w:val="000000"/>
                 <w:sz w:val="20"/>
                 <w:szCs w:val="20"/>
               </w:rPr>
-              <w:t>v</w:t>
-            </w:r>
-            <w:r>
-              <w:rPr>
-                <w:rFonts w:ascii="微软雅黑" w:eastAsia="微软雅黑" w:hAnsi="微软雅黑" w:cs="Arial"/>
+            </w:pPr>
+            <w:r>
+              <w:rPr>
+                <w:rFonts w:ascii="微软雅黑" w:eastAsia="微软雅黑" w:hAnsi="微软雅黑"/>
+                <w:sz w:val="20"/>
+              </w:rPr>
+              <w:t>2026.5.7</w:t>
+            </w:r>
+          </w:p>
+        </w:tc>
+        <w:tc>
+          <w:tcPr>
+            <w:tcW w:w="1426" w:type="dxa"/>
+          </w:tcPr>
+          <w:p>
+            <w:pPr>
+              <w:jc w:val="center"/>
+              <w:rPr>
+                <w:rFonts w:ascii="微软雅黑" w:eastAsia="微软雅黑" w:hAnsi="微软雅黑" w:cs="Arial" w:hint="eastAsia"/>
                 <w:color w:val="000000"/>
                 <w:sz w:val="20"/>
                 <w:szCs w:val="20"/>
               </w:rPr>
-              <w:t>0.1</w:t>
-            </w:r>
-          </w:p>
-        </w:tc>
-        <w:tc>
-          <w:tcPr>
-            <w:tcW w:w="1284" w:type="dxa"/>
-            <w:vAlign w:val="center"/>
+            </w:pPr>
+            <w:r>
+              <w:rPr>
+                <w:rFonts w:ascii="微软雅黑" w:eastAsia="微软雅黑" w:hAnsi="微软雅黑" w:hint="eastAsia"/>
+                <w:sz w:val="20"/>
+              </w:rPr>
+              <w:t>倘亚朋</w:t>
+            </w:r>
+          </w:p>
+        </w:tc>
+        <w:tc>
+          <w:tcPr>
+            <w:tcW w:w="1320" w:type="dxa"/>
           </w:tcPr>
           <w:p>
             <w:pPr>
@@ -1169,152 +1260,67 @@
             </w:pPr>
             <w:r>
               <w:rPr>
+                <w:rFonts w:ascii="微软雅黑" w:eastAsia="微软雅黑" w:hAnsi="微软雅黑"/>
+                <w:sz w:val="20"/>
+              </w:rPr>
+              <w:t>Draft</w:t>
+            </w:r>
+          </w:p>
+        </w:tc>
+        <w:tc>
+          <w:tcPr>
+            <w:tcW w:w="3753" w:type="dxa"/>
+          </w:tcPr>
+          <w:p>
+            <w:pPr>
+              <w:rPr>
                 <w:rFonts w:ascii="微软雅黑" w:eastAsia="微软雅黑" w:hAnsi="微软雅黑" w:cs="Arial" w:hint="eastAsia"/>
                 <w:color w:val="000000"/>
                 <w:sz w:val="20"/>
                 <w:szCs w:val="20"/>
               </w:rPr>
-              <w:t>2</w:t>
-            </w:r>
-            <w:r>
-              <w:rPr>
-                <w:rFonts w:ascii="微软雅黑" w:eastAsia="微软雅黑" w:hAnsi="微软雅黑" w:cs="Arial"/>
-                <w:color w:val="000000"/>
+            </w:pPr>
+            <w:r>
+              <w:rPr>
+                <w:rFonts w:ascii="微软雅黑" w:eastAsia="微软雅黑" w:hAnsi="微软雅黑"/>
                 <w:sz w:val="20"/>
-                <w:szCs w:val="20"/>
-              </w:rPr>
-              <w:t>026</w:t>
-            </w:r>
-            <w:r>
-              <w:rPr>
-                <w:rFonts w:ascii="微软雅黑" w:eastAsia="微软雅黑" w:hAnsi="微软雅黑" w:cs="Arial" w:hint="eastAsia"/>
-                <w:color w:val="000000"/>
+              </w:rPr>
+              <w:t xml:space="preserve">Initial version for </w:t>
+            </w:r>
+            <w:r>
+              <w:rPr>
+                <w:rFonts w:ascii="微软雅黑" w:eastAsia="微软雅黑" w:hAnsi="微软雅黑" w:hint="eastAsia"/>
                 <w:sz w:val="20"/>
-                <w:szCs w:val="20"/>
-              </w:rPr>
-              <w:t>.</w:t>
-            </w:r>
-            <w:r>
-              <w:rPr>
-                <w:rFonts w:ascii="微软雅黑" w:eastAsia="微软雅黑" w:hAnsi="微软雅黑" w:cs="Arial"/>
-                <w:color w:val="000000"/>
+              </w:rPr>
+              <w:t>review，基于软件需求、ipcs-architecture.pdf、reference.md</w:t>
+            </w:r>
+            <w:r>
+              <w:rPr>
+                <w:rFonts w:ascii="微软雅黑" w:eastAsia="微软雅黑" w:hAnsi="微软雅黑"/>
                 <w:sz w:val="20"/>
-                <w:szCs w:val="20"/>
-              </w:rPr>
-              <w:t>1.</w:t>
-            </w:r>
-            <w:r>
-              <w:rPr>
-                <w:rFonts w:ascii="微软雅黑" w:eastAsia="微软雅黑" w:hAnsi="微软雅黑" w:cs="Arial" w:hint="eastAsia"/>
-                <w:color w:val="000000"/>
+              </w:rPr>
+              <w:t xml:space="preserve"> </w:t>
+            </w:r>
+            <w:r>
+              <w:rPr>
+                <w:rFonts w:ascii="微软雅黑" w:eastAsia="微软雅黑" w:hAnsi="微软雅黑" w:hint="eastAsia"/>
                 <w:sz w:val="20"/>
-                <w:szCs w:val="20"/>
-              </w:rPr>
-              <w:t>3</w:t>
-            </w:r>
-          </w:p>
-        </w:tc>
-        <w:tc>
-          <w:tcPr>
-            <w:tcW w:w="1426" w:type="dxa"/>
-            <w:vAlign w:val="center"/>
-          </w:tcPr>
-          <w:p>
-            <w:pPr>
-              <w:jc w:val="center"/>
-              <w:rPr>
-                <w:rFonts w:ascii="微软雅黑" w:eastAsia="微软雅黑" w:hAnsi="微软雅黑" w:cs="Arial" w:hint="eastAsia"/>
-                <w:color w:val="000000"/>
+              </w:rPr>
+              <w:t>与</w:t>
+            </w:r>
+            <w:r>
+              <w:rPr>
+                <w:rFonts w:ascii="微软雅黑" w:eastAsia="微软雅黑" w:hAnsi="微软雅黑"/>
                 <w:sz w:val="20"/>
-                <w:szCs w:val="20"/>
-              </w:rPr>
-            </w:pPr>
-            <w:r>
-              <w:rPr>
-                <w:rFonts w:ascii="微软雅黑" w:eastAsia="微软雅黑" w:hAnsi="微软雅黑" w:cs="Arial" w:hint="eastAsia"/>
-                <w:color w:val="000000"/>
+              </w:rPr>
+              <w:t xml:space="preserve"> ASPICE SWE.3 </w:t>
+            </w:r>
+            <w:r>
+              <w:rPr>
+                <w:rFonts w:ascii="微软雅黑" w:eastAsia="微软雅黑" w:hAnsi="微软雅黑" w:hint="eastAsia"/>
                 <w:sz w:val="20"/>
-                <w:szCs w:val="20"/>
-              </w:rPr>
-              <w:t>薛艳江</w:t>
-            </w:r>
-          </w:p>
-        </w:tc>
-        <w:tc>
-          <w:tcPr>
-            <w:tcW w:w="1320" w:type="dxa"/>
-            <w:vAlign w:val="center"/>
-          </w:tcPr>
-          <w:p>
-            <w:pPr>
-              <w:jc w:val="center"/>
-              <w:rPr>
-                <w:rFonts w:ascii="微软雅黑" w:eastAsia="微软雅黑" w:hAnsi="微软雅黑" w:cs="Arial" w:hint="eastAsia"/>
-                <w:color w:val="000000"/>
-                <w:sz w:val="20"/>
-                <w:szCs w:val="20"/>
-              </w:rPr>
-            </w:pPr>
-            <w:r>
-              <w:rPr>
-                <w:rFonts w:ascii="微软雅黑" w:eastAsia="微软雅黑" w:hAnsi="微软雅黑" w:cs="Arial" w:hint="eastAsia"/>
-                <w:color w:val="000000"/>
-                <w:sz w:val="20"/>
-                <w:szCs w:val="20"/>
-              </w:rPr>
-              <w:t>Draft</w:t>
-            </w:r>
-          </w:p>
-        </w:tc>
-        <w:tc>
-          <w:tcPr>
-            <w:tcW w:w="3753" w:type="dxa"/>
-            <w:vAlign w:val="center"/>
-          </w:tcPr>
-          <w:p>
-            <w:pPr>
-              <w:rPr>
-                <w:rFonts w:ascii="微软雅黑" w:eastAsia="微软雅黑" w:hAnsi="微软雅黑" w:cs="Arial" w:hint="eastAsia"/>
-                <w:color w:val="000000"/>
-                <w:sz w:val="20"/>
-                <w:szCs w:val="20"/>
-              </w:rPr>
-            </w:pPr>
-            <w:r>
-              <w:rPr>
-                <w:rFonts w:ascii="微软雅黑" w:eastAsia="微软雅黑" w:hAnsi="微软雅黑" w:cs="Arial"/>
-                <w:color w:val="000000"/>
-                <w:sz w:val="20"/>
-                <w:szCs w:val="20"/>
-              </w:rPr>
-              <w:t xml:space="preserve">Initial </w:t>
-            </w:r>
-            <w:r>
-              <w:rPr>
-                <w:rFonts w:ascii="微软雅黑" w:eastAsia="微软雅黑" w:hAnsi="微软雅黑" w:cs="Arial" w:hint="eastAsia"/>
-                <w:color w:val="000000"/>
-                <w:sz w:val="20"/>
-                <w:szCs w:val="20"/>
-              </w:rPr>
-              <w:t>versi</w:t>
-            </w:r>
-            <w:r>
-              <w:rPr>
-                <w:rFonts w:ascii="微软雅黑" w:eastAsia="微软雅黑" w:hAnsi="微软雅黑" w:cs="Arial"/>
-                <w:color w:val="000000"/>
-                <w:sz w:val="20"/>
-                <w:szCs w:val="20"/>
-              </w:rPr>
-              <w:t>on for review</w:t>
-            </w:r>
-            <w:r>
-              <w:rPr>
-                <w:rFonts w:ascii="微软雅黑" w:eastAsia="微软雅黑" w:hAnsi="微软雅黑" w:cs="Arial" w:hint="eastAsia"/>
-                <w:color w:val="000000"/>
-                <w:sz w:val="20"/>
-                <w:szCs w:val="20"/>
-              </w:rPr>
-              <w:t>初版待评审</w:t>
+              </w:rPr>
+              <w:t>生成</w:t>
             </w:r>
           </w:p>
         </w:tc>
@@ -1327,7 +1333,6 @@
         <w:tc>
           <w:tcPr>
             <w:tcW w:w="927" w:type="dxa"/>
-            <w:vAlign w:val="center"/>
           </w:tcPr>
           <w:p>
             <w:pPr>
@@ -1341,28 +1346,83 @@
             </w:pPr>
             <w:r>
               <w:rPr>
+                <w:rFonts w:ascii="微软雅黑" w:eastAsia="微软雅黑" w:hAnsi="微软雅黑"/>
+                <w:sz w:val="20"/>
+              </w:rPr>
+              <w:t>V</w:t>
+            </w:r>
+            <w:r>
+              <w:rPr>
+                <w:rFonts w:ascii="微软雅黑" w:eastAsia="微软雅黑" w:hAnsi="微软雅黑" w:hint="eastAsia"/>
+                <w:sz w:val="20"/>
+              </w:rPr>
+              <w:t>1.0</w:t>
+            </w:r>
+          </w:p>
+        </w:tc>
+        <w:tc>
+          <w:tcPr>
+            <w:tcW w:w="1284" w:type="dxa"/>
+          </w:tcPr>
+          <w:p>
+            <w:pPr>
+              <w:jc w:val="center"/>
+              <w:rPr>
                 <w:rFonts w:ascii="微软雅黑" w:eastAsia="微软雅黑" w:hAnsi="微软雅黑" w:cs="Arial" w:hint="eastAsia"/>
                 <w:color w:val="000000"/>
                 <w:sz w:val="20"/>
                 <w:szCs w:val="20"/>
               </w:rPr>
-              <w:t>v</w:t>
-            </w:r>
-            <w:r>
-              <w:rPr>
-                <w:rFonts w:ascii="微软雅黑" w:eastAsia="微软雅黑" w:hAnsi="微软雅黑" w:cs="Arial"/>
+            </w:pPr>
+            <w:r>
+              <w:rPr>
+                <w:rFonts w:ascii="微软雅黑" w:eastAsia="微软雅黑" w:hAnsi="微软雅黑"/>
+                <w:sz w:val="20"/>
+              </w:rPr>
+              <w:t>2026.5.</w:t>
+            </w:r>
+            <w:r>
+              <w:rPr>
+                <w:rFonts w:ascii="微软雅黑" w:eastAsia="微软雅黑" w:hAnsi="微软雅黑" w:hint="eastAsia"/>
+                <w:sz w:val="20"/>
+              </w:rPr>
+              <w:t>2</w:t>
+            </w:r>
+            <w:r>
+              <w:rPr>
+                <w:rFonts w:ascii="微软雅黑" w:eastAsia="微软雅黑" w:hAnsi="微软雅黑"/>
+                <w:sz w:val="20"/>
+              </w:rPr>
+              <w:t>7</w:t>
+            </w:r>
+          </w:p>
+        </w:tc>
+        <w:tc>
+          <w:tcPr>
+            <w:tcW w:w="1426" w:type="dxa"/>
+          </w:tcPr>
+          <w:p>
+            <w:pPr>
+              <w:jc w:val="center"/>
+              <w:rPr>
+                <w:rFonts w:ascii="微软雅黑" w:eastAsia="微软雅黑" w:hAnsi="微软雅黑" w:cs="Arial" w:hint="eastAsia"/>
                 <w:color w:val="000000"/>
                 <w:sz w:val="20"/>
                 <w:szCs w:val="20"/>
               </w:rPr>
-              <w:t>0.8</w:t>
-            </w:r>
-          </w:p>
-        </w:tc>
-        <w:tc>
-          <w:tcPr>
-            <w:tcW w:w="1284" w:type="dxa"/>
-            <w:vAlign w:val="center"/>
+            </w:pPr>
+            <w:r>
+              <w:rPr>
+                <w:rFonts w:ascii="微软雅黑" w:eastAsia="微软雅黑" w:hAnsi="微软雅黑" w:hint="eastAsia"/>
+                <w:sz w:val="20"/>
+              </w:rPr>
+              <w:t>倘亚朋</w:t>
+            </w:r>
+          </w:p>
+        </w:tc>
+        <w:tc>
+          <w:tcPr>
+            <w:tcW w:w="1320" w:type="dxa"/>
           </w:tcPr>
           <w:p>
             <w:pPr>
@@ -1376,13 +1436,26 @@
             </w:pPr>
             <w:r>
               <w:rPr>
+                <w:rFonts w:ascii="微软雅黑" w:eastAsia="微软雅黑" w:hAnsi="微软雅黑"/>
+                <w:sz w:val="20"/>
+              </w:rPr>
+              <w:t>Draft</w:t>
+            </w:r>
+          </w:p>
+        </w:tc>
+        <w:tc>
+          <w:tcPr>
+            <w:tcW w:w="3753" w:type="dxa"/>
+          </w:tcPr>
+          <w:p>
+            <w:pPr>
+              <w:rPr>
                 <w:rFonts w:ascii="微软雅黑" w:eastAsia="微软雅黑" w:hAnsi="微软雅黑" w:cs="Arial" w:hint="eastAsia"/>
                 <w:color w:val="000000"/>
                 <w:sz w:val="20"/>
                 <w:szCs w:val="20"/>
               </w:rPr>
-              <w:t>2</w:t>
-            </w:r>
+            </w:pPr>
             <w:r>
               <w:rPr>
                 <w:rFonts w:ascii="微软雅黑" w:eastAsia="微软雅黑" w:hAnsi="微软雅黑" w:cs="Arial"/>
@@ -1390,7 +1463,7 @@
                 <w:sz w:val="20"/>
                 <w:szCs w:val="20"/>
               </w:rPr>
-              <w:t>026.</w:t>
+              <w:t>完善 Linux 部署变体函数设计</w:t>
             </w:r>
             <w:r>
               <w:rPr>
@@ -1399,102 +1472,7 @@
                 <w:sz w:val="20"/>
                 <w:szCs w:val="20"/>
               </w:rPr>
-              <w:t>2</w:t>
-            </w:r>
-            <w:r>
-              <w:rPr>
-                <w:rFonts w:ascii="微软雅黑" w:eastAsia="微软雅黑" w:hAnsi="微软雅黑" w:cs="Arial"/>
-                <w:color w:val="000000"/>
-                <w:sz w:val="20"/>
-                <w:szCs w:val="20"/>
-              </w:rPr>
-              <w:t>.</w:t>
-            </w:r>
-            <w:r>
-              <w:rPr>
-                <w:rFonts w:ascii="微软雅黑" w:eastAsia="微软雅黑" w:hAnsi="微软雅黑" w:cs="Arial" w:hint="eastAsia"/>
-                <w:color w:val="000000"/>
-                <w:sz w:val="20"/>
-                <w:szCs w:val="20"/>
-              </w:rPr>
-              <w:t>10</w:t>
-            </w:r>
-          </w:p>
-        </w:tc>
-        <w:tc>
-          <w:tcPr>
-            <w:tcW w:w="1426" w:type="dxa"/>
-            <w:vAlign w:val="center"/>
-          </w:tcPr>
-          <w:p>
-            <w:pPr>
-              <w:jc w:val="center"/>
-              <w:rPr>
-                <w:rFonts w:ascii="微软雅黑" w:eastAsia="微软雅黑" w:hAnsi="微软雅黑" w:cs="Arial" w:hint="eastAsia"/>
-                <w:color w:val="000000"/>
-                <w:sz w:val="20"/>
-                <w:szCs w:val="20"/>
-              </w:rPr>
-            </w:pPr>
-            <w:r>
-              <w:rPr>
-                <w:rFonts w:ascii="微软雅黑" w:eastAsia="微软雅黑" w:hAnsi="微软雅黑" w:cs="Arial" w:hint="eastAsia"/>
-                <w:color w:val="000000"/>
-                <w:sz w:val="20"/>
-                <w:szCs w:val="20"/>
-              </w:rPr>
-              <w:t>薛艳江</w:t>
-            </w:r>
-          </w:p>
-        </w:tc>
-        <w:tc>
-          <w:tcPr>
-            <w:tcW w:w="1320" w:type="dxa"/>
-            <w:vAlign w:val="center"/>
-          </w:tcPr>
-          <w:p>
-            <w:pPr>
-              <w:jc w:val="center"/>
-              <w:rPr>
-                <w:rFonts w:ascii="微软雅黑" w:eastAsia="微软雅黑" w:hAnsi="微软雅黑" w:cs="Arial" w:hint="eastAsia"/>
-                <w:color w:val="000000"/>
-                <w:sz w:val="20"/>
-                <w:szCs w:val="20"/>
-              </w:rPr>
-            </w:pPr>
-            <w:r>
-              <w:rPr>
-                <w:rFonts w:ascii="微软雅黑" w:eastAsia="微软雅黑" w:hAnsi="微软雅黑" w:cs="Arial" w:hint="eastAsia"/>
-                <w:color w:val="000000"/>
-                <w:sz w:val="20"/>
-                <w:szCs w:val="20"/>
-              </w:rPr>
-              <w:t>待评审</w:t>
-            </w:r>
-          </w:p>
-        </w:tc>
-        <w:tc>
-          <w:tcPr>
-            <w:tcW w:w="3753" w:type="dxa"/>
-            <w:vAlign w:val="center"/>
-          </w:tcPr>
-          <w:p>
-            <w:pPr>
-              <w:rPr>
-                <w:rFonts w:ascii="微软雅黑" w:eastAsia="微软雅黑" w:hAnsi="微软雅黑" w:cs="Arial" w:hint="eastAsia"/>
-                <w:color w:val="000000"/>
-                <w:sz w:val="20"/>
-                <w:szCs w:val="20"/>
-              </w:rPr>
-            </w:pPr>
-            <w:r>
-              <w:rPr>
-                <w:rFonts w:ascii="微软雅黑" w:eastAsia="微软雅黑" w:hAnsi="微软雅黑" w:cs="Arial" w:hint="eastAsia"/>
-                <w:color w:val="000000"/>
-                <w:sz w:val="20"/>
-                <w:szCs w:val="20"/>
-              </w:rPr>
-              <w:t>更新第2章，第3章</w:t>
+              <w:t>、完善章节2-7</w:t>
             </w:r>
           </w:p>
         </w:tc>
@@ -1511,32 +1489,17 @@
           </w:tcPr>
           <w:p>
             <w:pPr>
+              <w:pStyle w:val="af0"/>
+              <w:tabs>
+                <w:tab w:val="clear" w:pos="4536"/>
+                <w:tab w:val="clear" w:pos="9072"/>
+              </w:tabs>
               <w:jc w:val="center"/>
               <w:rPr>
-                <w:rFonts w:ascii="微软雅黑" w:eastAsia="微软雅黑" w:hAnsi="微软雅黑" w:cs="Arial" w:hint="eastAsia"/>
-                <w:color w:val="000000"/>
-                <w:sz w:val="20"/>
-                <w:szCs w:val="20"/>
-              </w:rPr>
-            </w:pPr>
-            <w:r>
-              <w:rPr>
-                <w:rFonts w:ascii="微软雅黑" w:eastAsia="微软雅黑" w:hAnsi="微软雅黑" w:cs="Arial" w:hint="eastAsia"/>
-                <w:color w:val="000000"/>
-                <w:sz w:val="20"/>
-                <w:szCs w:val="20"/>
-              </w:rPr>
-              <w:t>v</w:t>
-            </w:r>
-            <w:r>
-              <w:rPr>
-                <w:rFonts w:ascii="微软雅黑" w:eastAsia="微软雅黑" w:hAnsi="微软雅黑" w:cs="Arial" w:hint="eastAsia"/>
-                <w:color w:val="000000"/>
-                <w:sz w:val="20"/>
-                <w:szCs w:val="20"/>
-              </w:rPr>
-              <w:t>1.0</w:t>
-            </w:r>
+                <w:rFonts w:ascii="微软雅黑" w:eastAsia="微软雅黑" w:hAnsi="微软雅黑" w:hint="eastAsia"/>
+                <w:color w:val="000000"/>
+              </w:rPr>
+            </w:pPr>
           </w:p>
         </w:tc>
         <w:tc>
@@ -1548,21 +1511,10 @@
             <w:pPr>
               <w:jc w:val="center"/>
               <w:rPr>
-                <w:rFonts w:ascii="微软雅黑" w:eastAsia="微软雅黑" w:hAnsi="微软雅黑" w:cs="Arial" w:hint="eastAsia"/>
-                <w:color w:val="000000"/>
-                <w:sz w:val="20"/>
-                <w:szCs w:val="20"/>
-              </w:rPr>
-            </w:pPr>
-            <w:r>
-              <w:rPr>
-                <w:rFonts w:ascii="微软雅黑" w:eastAsia="微软雅黑" w:hAnsi="微软雅黑" w:cs="Arial" w:hint="eastAsia"/>
-                <w:color w:val="000000"/>
-                <w:sz w:val="20"/>
-                <w:szCs w:val="20"/>
-              </w:rPr>
-              <w:t>2026.3.2</w:t>
-            </w:r>
+                <w:rFonts w:ascii="微软雅黑" w:eastAsia="微软雅黑" w:hAnsi="微软雅黑" w:hint="eastAsia"/>
+                <w:color w:val="000000"/>
+              </w:rPr>
+            </w:pPr>
           </w:p>
         </w:tc>
         <w:tc>
@@ -1574,21 +1526,10 @@
             <w:pPr>
               <w:jc w:val="center"/>
               <w:rPr>
-                <w:rFonts w:ascii="微软雅黑" w:eastAsia="微软雅黑" w:hAnsi="微软雅黑" w:cs="Arial" w:hint="eastAsia"/>
-                <w:color w:val="000000"/>
-                <w:sz w:val="20"/>
-                <w:szCs w:val="20"/>
-              </w:rPr>
-            </w:pPr>
-            <w:r>
-              <w:rPr>
-                <w:rFonts w:ascii="微软雅黑" w:eastAsia="微软雅黑" w:hAnsi="微软雅黑" w:cs="Arial" w:hint="eastAsia"/>
-                <w:color w:val="000000"/>
-                <w:sz w:val="20"/>
-                <w:szCs w:val="20"/>
-              </w:rPr>
-              <w:t>薛艳江</w:t>
-            </w:r>
+                <w:rFonts w:ascii="微软雅黑" w:eastAsia="微软雅黑" w:hAnsi="微软雅黑" w:hint="eastAsia"/>
+                <w:color w:val="000000"/>
+              </w:rPr>
+            </w:pPr>
           </w:p>
         </w:tc>
         <w:tc>
@@ -1600,21 +1541,10 @@
             <w:pPr>
               <w:jc w:val="center"/>
               <w:rPr>
-                <w:rFonts w:ascii="微软雅黑" w:eastAsia="微软雅黑" w:hAnsi="微软雅黑" w:cs="Arial" w:hint="eastAsia"/>
-                <w:color w:val="000000"/>
-                <w:sz w:val="20"/>
-                <w:szCs w:val="20"/>
-              </w:rPr>
-            </w:pPr>
-            <w:r>
-              <w:rPr>
-                <w:rFonts w:ascii="微软雅黑" w:eastAsia="微软雅黑" w:hAnsi="微软雅黑" w:cs="Arial" w:hint="eastAsia"/>
-                <w:color w:val="000000"/>
-                <w:sz w:val="20"/>
-                <w:szCs w:val="20"/>
-              </w:rPr>
-              <w:t>已评审</w:t>
-            </w:r>
+                <w:rFonts w:ascii="微软雅黑" w:eastAsia="微软雅黑" w:hAnsi="微软雅黑" w:hint="eastAsia"/>
+                <w:color w:val="000000"/>
+              </w:rPr>
+            </w:pPr>
           </w:p>
         </w:tc>
         <w:tc>
@@ -1624,22 +1554,12 @@
           </w:tcPr>
           <w:p>
             <w:pPr>
-              <w:rPr>
-                <w:rFonts w:ascii="微软雅黑" w:eastAsia="微软雅黑" w:hAnsi="微软雅黑" w:cs="Arial" w:hint="eastAsia"/>
-                <w:color w:val="000000"/>
-                <w:sz w:val="20"/>
-                <w:szCs w:val="20"/>
-              </w:rPr>
-            </w:pPr>
-            <w:r>
-              <w:rPr>
-                <w:rFonts w:ascii="微软雅黑" w:eastAsia="微软雅黑" w:hAnsi="微软雅黑" w:cs="Arial" w:hint="eastAsia"/>
-                <w:color w:val="000000"/>
-                <w:sz w:val="20"/>
-                <w:szCs w:val="20"/>
-              </w:rPr>
-              <w:t>更新第3章</w:t>
-            </w:r>
+              <w:jc w:val="center"/>
+              <w:rPr>
+                <w:rFonts w:ascii="微软雅黑" w:eastAsia="微软雅黑" w:hAnsi="微软雅黑" w:hint="eastAsia"/>
+                <w:color w:val="000000"/>
+              </w:rPr>
+            </w:pPr>
           </w:p>
         </w:tc>
       </w:tr>
@@ -1815,92 +1735,6 @@
           </w:p>
         </w:tc>
       </w:tr>
-      <w:tr>
-        <w:trPr>
-          <w:cantSplit/>
-          <w:trHeight w:val="257"/>
-        </w:trPr>
-        <w:tc>
-          <w:tcPr>
-            <w:tcW w:w="927" w:type="dxa"/>
-            <w:vAlign w:val="center"/>
-          </w:tcPr>
-          <w:p>
-            <w:pPr>
-              <w:pStyle w:val="af0"/>
-              <w:tabs>
-                <w:tab w:val="clear" w:pos="4536"/>
-                <w:tab w:val="clear" w:pos="9072"/>
-              </w:tabs>
-              <w:jc w:val="center"/>
-              <w:rPr>
-                <w:rFonts w:ascii="微软雅黑" w:eastAsia="微软雅黑" w:hAnsi="微软雅黑" w:hint="eastAsia"/>
-                <w:color w:val="000000"/>
-              </w:rPr>
-            </w:pPr>
-          </w:p>
-        </w:tc>
-        <w:tc>
-          <w:tcPr>
-            <w:tcW w:w="1284" w:type="dxa"/>
-            <w:vAlign w:val="center"/>
-          </w:tcPr>
-          <w:p>
-            <w:pPr>
-              <w:jc w:val="center"/>
-              <w:rPr>
-                <w:rFonts w:ascii="微软雅黑" w:eastAsia="微软雅黑" w:hAnsi="微软雅黑" w:hint="eastAsia"/>
-                <w:color w:val="000000"/>
-              </w:rPr>
-            </w:pPr>
-          </w:p>
-        </w:tc>
-        <w:tc>
-          <w:tcPr>
-            <w:tcW w:w="1426" w:type="dxa"/>
-            <w:vAlign w:val="center"/>
-          </w:tcPr>
-          <w:p>
-            <w:pPr>
-              <w:jc w:val="center"/>
-              <w:rPr>
-                <w:rFonts w:ascii="微软雅黑" w:eastAsia="微软雅黑" w:hAnsi="微软雅黑" w:hint="eastAsia"/>
-                <w:color w:val="000000"/>
-              </w:rPr>
-            </w:pPr>
-          </w:p>
-        </w:tc>
-        <w:tc>
-          <w:tcPr>
-            <w:tcW w:w="1320" w:type="dxa"/>
-            <w:vAlign w:val="center"/>
-          </w:tcPr>
-          <w:p>
-            <w:pPr>
-              <w:jc w:val="center"/>
-              <w:rPr>
-                <w:rFonts w:ascii="微软雅黑" w:eastAsia="微软雅黑" w:hAnsi="微软雅黑" w:hint="eastAsia"/>
-                <w:color w:val="000000"/>
-              </w:rPr>
-            </w:pPr>
-          </w:p>
-        </w:tc>
-        <w:tc>
-          <w:tcPr>
-            <w:tcW w:w="3753" w:type="dxa"/>
-            <w:vAlign w:val="center"/>
-          </w:tcPr>
-          <w:p>
-            <w:pPr>
-              <w:jc w:val="center"/>
-              <w:rPr>
-                <w:rFonts w:ascii="微软雅黑" w:eastAsia="微软雅黑" w:hAnsi="微软雅黑" w:hint="eastAsia"/>
-                <w:color w:val="000000"/>
-              </w:rPr>
-            </w:pPr>
-          </w:p>
-        </w:tc>
-      </w:tr>
     </w:tbl>
     <w:p>
       <w:pPr>
@@ -2034,8 +1868,10 @@
         <w:sectPr>
           <w:headerReference w:type="even" r:id="rId9"/>
           <w:headerReference w:type="default" r:id="rId10"/>
-          <w:footerReference w:type="default" r:id="rId11"/>
-          <w:headerReference w:type="first" r:id="rId12"/>
+          <w:footerReference w:type="even" r:id="rId11"/>
+          <w:footerReference w:type="default" r:id="rId12"/>
+          <w:headerReference w:type="first" r:id="rId13"/>
+          <w:footerReference w:type="first" r:id="rId14"/>
           <w:type w:val="oddPage"/>
           <w:pgSz w:w="11907" w:h="16840"/>
           <w:pgMar w:top="1418" w:right="1276" w:bottom="1418" w:left="1276" w:header="720" w:footer="720" w:gutter="0"/>
@@ -2105,7 +1941,7 @@
       <w:pPr>
         <w:pStyle w:val="TOC1"/>
         <w:rPr>
-          <w:rFonts w:asciiTheme="minorHAnsi" w:eastAsiaTheme="minorEastAsia" w:hAnsiTheme="minorHAnsi" w:cstheme="minorBidi" w:hint="eastAsia"/>
+          <w:rFonts w:asciiTheme="minorHAnsi" w:eastAsiaTheme="minorEastAsia" w:hAnsiTheme="minorHAnsi" w:cstheme="minorBidi"/>
           <w:b w:val="0"/>
           <w:caps w:val="0"/>
           <w:noProof/>
@@ -2245,7 +2081,7 @@
       <w:pPr>
         <w:pStyle w:val="TOC2"/>
         <w:rPr>
-          <w:rFonts w:asciiTheme="minorHAnsi" w:eastAsiaTheme="minorEastAsia" w:hAnsiTheme="minorHAnsi" w:cstheme="minorBidi" w:hint="eastAsia"/>
+          <w:rFonts w:asciiTheme="minorHAnsi" w:eastAsiaTheme="minorEastAsia" w:hAnsiTheme="minorHAnsi" w:cstheme="minorBidi"/>
           <w:smallCaps w:val="0"/>
           <w:noProof/>
           <w:kern w:val="2"/>
@@ -2356,7 +2192,7 @@
       <w:pPr>
         <w:pStyle w:val="TOC2"/>
         <w:rPr>
-          <w:rFonts w:asciiTheme="minorHAnsi" w:eastAsiaTheme="minorEastAsia" w:hAnsiTheme="minorHAnsi" w:cstheme="minorBidi" w:hint="eastAsia"/>
+          <w:rFonts w:asciiTheme="minorHAnsi" w:eastAsiaTheme="minorEastAsia" w:hAnsiTheme="minorHAnsi" w:cstheme="minorBidi"/>
           <w:smallCaps w:val="0"/>
           <w:noProof/>
           <w:kern w:val="2"/>
@@ -2467,7 +2303,7 @@
       <w:pPr>
         <w:pStyle w:val="TOC2"/>
         <w:rPr>
-          <w:rFonts w:asciiTheme="minorHAnsi" w:eastAsiaTheme="minorEastAsia" w:hAnsiTheme="minorHAnsi" w:cstheme="minorBidi" w:hint="eastAsia"/>
+          <w:rFonts w:asciiTheme="minorHAnsi" w:eastAsiaTheme="minorEastAsia" w:hAnsiTheme="minorHAnsi" w:cstheme="minorBidi"/>
           <w:smallCaps w:val="0"/>
           <w:noProof/>
           <w:kern w:val="2"/>
@@ -2578,7 +2414,7 @@
       <w:pPr>
         <w:pStyle w:val="TOC2"/>
         <w:rPr>
-          <w:rFonts w:asciiTheme="minorHAnsi" w:eastAsiaTheme="minorEastAsia" w:hAnsiTheme="minorHAnsi" w:cstheme="minorBidi" w:hint="eastAsia"/>
+          <w:rFonts w:asciiTheme="minorHAnsi" w:eastAsiaTheme="minorEastAsia" w:hAnsiTheme="minorHAnsi" w:cstheme="minorBidi"/>
           <w:smallCaps w:val="0"/>
           <w:noProof/>
           <w:kern w:val="2"/>
@@ -2689,7 +2525,7 @@
       <w:pPr>
         <w:pStyle w:val="TOC2"/>
         <w:rPr>
-          <w:rFonts w:asciiTheme="minorHAnsi" w:eastAsiaTheme="minorEastAsia" w:hAnsiTheme="minorHAnsi" w:cstheme="minorBidi" w:hint="eastAsia"/>
+          <w:rFonts w:asciiTheme="minorHAnsi" w:eastAsiaTheme="minorEastAsia" w:hAnsiTheme="minorHAnsi" w:cstheme="minorBidi"/>
           <w:smallCaps w:val="0"/>
           <w:noProof/>
           <w:kern w:val="2"/>
@@ -2800,7 +2636,7 @@
       <w:pPr>
         <w:pStyle w:val="TOC1"/>
         <w:rPr>
-          <w:rFonts w:asciiTheme="minorHAnsi" w:eastAsiaTheme="minorEastAsia" w:hAnsiTheme="minorHAnsi" w:cstheme="minorBidi" w:hint="eastAsia"/>
+          <w:rFonts w:asciiTheme="minorHAnsi" w:eastAsiaTheme="minorEastAsia" w:hAnsiTheme="minorHAnsi" w:cstheme="minorBidi"/>
           <w:b w:val="0"/>
           <w:caps w:val="0"/>
           <w:noProof/>
@@ -2923,7 +2759,7 @@
       <w:pPr>
         <w:pStyle w:val="TOC1"/>
         <w:rPr>
-          <w:rFonts w:asciiTheme="minorHAnsi" w:eastAsiaTheme="minorEastAsia" w:hAnsiTheme="minorHAnsi" w:cstheme="minorBidi" w:hint="eastAsia"/>
+          <w:rFonts w:asciiTheme="minorHAnsi" w:eastAsiaTheme="minorEastAsia" w:hAnsiTheme="minorHAnsi" w:cstheme="minorBidi"/>
           <w:b w:val="0"/>
           <w:caps w:val="0"/>
           <w:noProof/>
@@ -3036,7 +2872,7 @@
       <w:pPr>
         <w:pStyle w:val="TOC2"/>
         <w:rPr>
-          <w:rFonts w:asciiTheme="minorHAnsi" w:eastAsiaTheme="minorEastAsia" w:hAnsiTheme="minorHAnsi" w:cstheme="minorBidi" w:hint="eastAsia"/>
+          <w:rFonts w:asciiTheme="minorHAnsi" w:eastAsiaTheme="minorEastAsia" w:hAnsiTheme="minorHAnsi" w:cstheme="minorBidi"/>
           <w:smallCaps w:val="0"/>
           <w:noProof/>
           <w:kern w:val="2"/>
@@ -3147,7 +2983,7 @@
       <w:pPr>
         <w:pStyle w:val="TOC2"/>
         <w:rPr>
-          <w:rFonts w:asciiTheme="minorHAnsi" w:eastAsiaTheme="minorEastAsia" w:hAnsiTheme="minorHAnsi" w:cstheme="minorBidi" w:hint="eastAsia"/>
+          <w:rFonts w:asciiTheme="minorHAnsi" w:eastAsiaTheme="minorEastAsia" w:hAnsiTheme="minorHAnsi" w:cstheme="minorBidi"/>
           <w:smallCaps w:val="0"/>
           <w:noProof/>
           <w:kern w:val="2"/>
@@ -3262,7 +3098,7 @@
           <w:tab w:val="right" w:leader="dot" w:pos="9345"/>
         </w:tabs>
         <w:rPr>
-          <w:rFonts w:asciiTheme="minorHAnsi" w:eastAsiaTheme="minorEastAsia" w:hAnsiTheme="minorHAnsi" w:cstheme="minorBidi" w:hint="eastAsia"/>
+          <w:rFonts w:asciiTheme="minorHAnsi" w:eastAsiaTheme="minorEastAsia" w:hAnsiTheme="minorHAnsi" w:cstheme="minorBidi"/>
           <w:i w:val="0"/>
           <w:noProof/>
           <w:kern w:val="2"/>
@@ -3377,7 +3213,7 @@
           <w:tab w:val="right" w:leader="dot" w:pos="9345"/>
         </w:tabs>
         <w:rPr>
-          <w:rFonts w:asciiTheme="minorHAnsi" w:eastAsiaTheme="minorEastAsia" w:hAnsiTheme="minorHAnsi" w:cstheme="minorBidi" w:hint="eastAsia"/>
+          <w:rFonts w:asciiTheme="minorHAnsi" w:eastAsiaTheme="minorEastAsia" w:hAnsiTheme="minorHAnsi" w:cstheme="minorBidi"/>
           <w:i w:val="0"/>
           <w:noProof/>
           <w:kern w:val="2"/>
@@ -3488,7 +3324,7 @@
       <w:pPr>
         <w:pStyle w:val="TOC2"/>
         <w:rPr>
-          <w:rFonts w:asciiTheme="minorHAnsi" w:eastAsiaTheme="minorEastAsia" w:hAnsiTheme="minorHAnsi" w:cstheme="minorBidi" w:hint="eastAsia"/>
+          <w:rFonts w:asciiTheme="minorHAnsi" w:eastAsiaTheme="minorEastAsia" w:hAnsiTheme="minorHAnsi" w:cstheme="minorBidi"/>
           <w:smallCaps w:val="0"/>
           <w:noProof/>
           <w:kern w:val="2"/>
@@ -3603,7 +3439,7 @@
           <w:tab w:val="right" w:leader="dot" w:pos="9345"/>
         </w:tabs>
         <w:rPr>
-          <w:rFonts w:asciiTheme="minorHAnsi" w:eastAsiaTheme="minorEastAsia" w:hAnsiTheme="minorHAnsi" w:cstheme="minorBidi" w:hint="eastAsia"/>
+          <w:rFonts w:asciiTheme="minorHAnsi" w:eastAsiaTheme="minorEastAsia" w:hAnsiTheme="minorHAnsi" w:cstheme="minorBidi"/>
           <w:i w:val="0"/>
           <w:noProof/>
           <w:kern w:val="2"/>
@@ -3718,7 +3554,7 @@
           <w:tab w:val="right" w:leader="dot" w:pos="9345"/>
         </w:tabs>
         <w:rPr>
-          <w:rFonts w:asciiTheme="minorHAnsi" w:eastAsiaTheme="minorEastAsia" w:hAnsiTheme="minorHAnsi" w:cstheme="minorBidi" w:hint="eastAsia"/>
+          <w:rFonts w:asciiTheme="minorHAnsi" w:eastAsiaTheme="minorEastAsia" w:hAnsiTheme="minorHAnsi" w:cstheme="minorBidi"/>
           <w:i w:val="0"/>
           <w:noProof/>
           <w:kern w:val="2"/>
@@ -3833,7 +3669,7 @@
           <w:tab w:val="right" w:leader="dot" w:pos="9345"/>
         </w:tabs>
         <w:rPr>
-          <w:rFonts w:asciiTheme="minorHAnsi" w:eastAsiaTheme="minorEastAsia" w:hAnsiTheme="minorHAnsi" w:cstheme="minorBidi" w:hint="eastAsia"/>
+          <w:rFonts w:asciiTheme="minorHAnsi" w:eastAsiaTheme="minorEastAsia" w:hAnsiTheme="minorHAnsi" w:cstheme="minorBidi"/>
           <w:i w:val="0"/>
           <w:noProof/>
           <w:kern w:val="2"/>
@@ -3944,7 +3780,7 @@
       <w:pPr>
         <w:pStyle w:val="TOC2"/>
         <w:rPr>
-          <w:rFonts w:asciiTheme="minorHAnsi" w:eastAsiaTheme="minorEastAsia" w:hAnsiTheme="minorHAnsi" w:cstheme="minorBidi" w:hint="eastAsia"/>
+          <w:rFonts w:asciiTheme="minorHAnsi" w:eastAsiaTheme="minorEastAsia" w:hAnsiTheme="minorHAnsi" w:cstheme="minorBidi"/>
           <w:smallCaps w:val="0"/>
           <w:noProof/>
           <w:kern w:val="2"/>
@@ -4059,7 +3895,7 @@
           <w:tab w:val="right" w:leader="dot" w:pos="9345"/>
         </w:tabs>
         <w:rPr>
-          <w:rFonts w:asciiTheme="minorHAnsi" w:eastAsiaTheme="minorEastAsia" w:hAnsiTheme="minorHAnsi" w:cstheme="minorBidi" w:hint="eastAsia"/>
+          <w:rFonts w:asciiTheme="minorHAnsi" w:eastAsiaTheme="minorEastAsia" w:hAnsiTheme="minorHAnsi" w:cstheme="minorBidi"/>
           <w:i w:val="0"/>
           <w:noProof/>
           <w:kern w:val="2"/>
@@ -4174,7 +4010,7 @@
           <w:tab w:val="right" w:leader="dot" w:pos="9345"/>
         </w:tabs>
         <w:rPr>
-          <w:rFonts w:asciiTheme="minorHAnsi" w:eastAsiaTheme="minorEastAsia" w:hAnsiTheme="minorHAnsi" w:cstheme="minorBidi" w:hint="eastAsia"/>
+          <w:rFonts w:asciiTheme="minorHAnsi" w:eastAsiaTheme="minorEastAsia" w:hAnsiTheme="minorHAnsi" w:cstheme="minorBidi"/>
           <w:i w:val="0"/>
           <w:noProof/>
           <w:kern w:val="2"/>
@@ -4285,7 +4121,7 @@
       <w:pPr>
         <w:pStyle w:val="TOC2"/>
         <w:rPr>
-          <w:rFonts w:asciiTheme="minorHAnsi" w:eastAsiaTheme="minorEastAsia" w:hAnsiTheme="minorHAnsi" w:cstheme="minorBidi" w:hint="eastAsia"/>
+          <w:rFonts w:asciiTheme="minorHAnsi" w:eastAsiaTheme="minorEastAsia" w:hAnsiTheme="minorHAnsi" w:cstheme="minorBidi"/>
           <w:smallCaps w:val="0"/>
           <w:noProof/>
           <w:kern w:val="2"/>
@@ -4396,7 +4232,7 @@
       <w:pPr>
         <w:pStyle w:val="TOC2"/>
         <w:rPr>
-          <w:rFonts w:asciiTheme="minorHAnsi" w:eastAsiaTheme="minorEastAsia" w:hAnsiTheme="minorHAnsi" w:cstheme="minorBidi" w:hint="eastAsia"/>
+          <w:rFonts w:asciiTheme="minorHAnsi" w:eastAsiaTheme="minorEastAsia" w:hAnsiTheme="minorHAnsi" w:cstheme="minorBidi"/>
           <w:smallCaps w:val="0"/>
           <w:noProof/>
           <w:kern w:val="2"/>
@@ -4511,7 +4347,7 @@
           <w:tab w:val="right" w:leader="dot" w:pos="9345"/>
         </w:tabs>
         <w:rPr>
-          <w:rFonts w:asciiTheme="minorHAnsi" w:eastAsiaTheme="minorEastAsia" w:hAnsiTheme="minorHAnsi" w:cstheme="minorBidi" w:hint="eastAsia"/>
+          <w:rFonts w:asciiTheme="minorHAnsi" w:eastAsiaTheme="minorEastAsia" w:hAnsiTheme="minorHAnsi" w:cstheme="minorBidi"/>
           <w:i w:val="0"/>
           <w:noProof/>
           <w:kern w:val="2"/>
@@ -4644,7 +4480,7 @@
           <w:tab w:val="right" w:leader="dot" w:pos="9345"/>
         </w:tabs>
         <w:rPr>
-          <w:rFonts w:asciiTheme="minorHAnsi" w:eastAsiaTheme="minorEastAsia" w:hAnsiTheme="minorHAnsi" w:cstheme="minorBidi" w:hint="eastAsia"/>
+          <w:rFonts w:asciiTheme="minorHAnsi" w:eastAsiaTheme="minorEastAsia" w:hAnsiTheme="minorHAnsi" w:cstheme="minorBidi"/>
           <w:i w:val="0"/>
           <w:noProof/>
           <w:kern w:val="2"/>
@@ -8460,8 +8296,8 @@
         </w:rPr>
       </w:pPr>
       <w:bookmarkStart w:id="14" w:name="_Toc418109220"/>
-      <w:bookmarkStart w:id="15" w:name="_Toc439994682"/>
-      <w:bookmarkStart w:id="16" w:name="_Toc230183053"/>
+      <w:bookmarkStart w:id="15" w:name="_Toc230183053"/>
+      <w:bookmarkStart w:id="16" w:name="_Toc439994682"/>
       <w:r>
         <w:rPr>
           <w:rFonts w:ascii="微软雅黑" w:eastAsia="微软雅黑" w:hAnsi="微软雅黑" w:hint="eastAsia"/>
@@ -8480,7 +8316,7 @@
         </w:rPr>
         <w:t>软件架构</w:t>
       </w:r>
-      <w:bookmarkEnd w:id="16"/>
+      <w:bookmarkEnd w:id="15"/>
       <w:bookmarkEnd w:id="17"/>
     </w:p>
     <w:p>
@@ -8553,10 +8389,10 @@
             <v:path o:extrusionok="f" gradientshapeok="t" o:connecttype="rect"/>
             <o:lock v:ext="edit" aspectratio="t"/>
           </v:shapetype>
-          <v:shape id="_x0000_i1025" type="#_x0000_t75" style="width:445pt;height:465.5pt" o:ole="">
-            <v:imagedata r:id="rId13" o:title=""/>
+          <v:shape id="_x0000_i1025" type="#_x0000_t75" style="width:445.2pt;height:465.6pt" o:ole="">
+            <v:imagedata r:id="rId15" o:title=""/>
           </v:shape>
-          <o:OLEObject Type="Embed" ProgID="Visio.Drawing.15" ShapeID="_x0000_i1025" DrawAspect="Content" ObjectID="_1840795964" r:id="rId14"/>
+          <o:OLEObject Type="Embed" ProgID="Visio.Drawing.15" ShapeID="_x0000_i1025" DrawAspect="Content" ObjectID="_1841842250" r:id="rId16"/>
         </w:object>
       </w:r>
       <w:r>
@@ -9430,10 +9266,10 @@
           <w:color w:val="000000"/>
         </w:rPr>
       </w:pPr>
-      <w:bookmarkStart w:id="23" w:name="_Toc439994696"/>
-      <w:bookmarkStart w:id="24" w:name="_Toc418109234"/>
-      <w:bookmarkStart w:id="25" w:name="_Toc230183055"/>
-      <w:bookmarkEnd w:id="15"/>
+      <w:bookmarkStart w:id="23" w:name="_Toc230183055"/>
+      <w:bookmarkStart w:id="24" w:name="_Toc439994696"/>
+      <w:bookmarkStart w:id="25" w:name="_Toc418109234"/>
+      <w:bookmarkEnd w:id="16"/>
       <w:r>
         <w:rPr>
           <w:rFonts w:ascii="微软雅黑" w:eastAsia="微软雅黑" w:hAnsi="微软雅黑" w:hint="eastAsia"/>
@@ -9441,7 +9277,7 @@
         </w:rPr>
         <w:t>Definition定义</w:t>
       </w:r>
-      <w:bookmarkEnd w:id="25"/>
+      <w:bookmarkEnd w:id="23"/>
     </w:p>
     <w:p>
       <w:pPr>
@@ -10994,10 +10830,10 @@
           <w:rFonts w:hint="eastAsia"/>
         </w:rPr>
         <w:object w:dxaOrig="18271" w:dyaOrig="5391" w14:anchorId="5A322AFC">
-          <v:shape id="_x0000_i1026" type="#_x0000_t75" style="width:372pt;height:108.5pt" o:ole="">
-            <v:imagedata r:id="rId15" o:title=""/>
+          <v:shape id="_x0000_i1026" type="#_x0000_t75" style="width:372pt;height:108.6pt" o:ole="">
+            <v:imagedata r:id="rId17" o:title=""/>
           </v:shape>
-          <o:OLEObject Type="Embed" ProgID="Visio.Drawing.15" ShapeID="_x0000_i1026" DrawAspect="Content" ObjectID="_1840795965" r:id="rId16"/>
+          <o:OLEObject Type="Embed" ProgID="Visio.Drawing.15" ShapeID="_x0000_i1026" DrawAspect="Content" ObjectID="_1841842251" r:id="rId18"/>
         </w:object>
       </w:r>
     </w:p>
@@ -11970,10 +11806,10 @@
           <w:rFonts w:hint="eastAsia"/>
         </w:rPr>
         <w:object w:dxaOrig="9941" w:dyaOrig="12540" w14:anchorId="46AED684">
-          <v:shape id="_x0000_i1047" type="#_x0000_t75" style="width:468pt;height:589.5pt" o:ole="">
-            <v:imagedata r:id="rId17" o:title=""/>
+          <v:shape id="_x0000_i1027" type="#_x0000_t75" style="width:468pt;height:589.2pt" o:ole="">
+            <v:imagedata r:id="rId19" o:title=""/>
           </v:shape>
-          <o:OLEObject Type="Embed" ProgID="Visio.Drawing.15" ShapeID="_x0000_i1047" DrawAspect="Content" ObjectID="_1840795966" r:id="rId18"/>
+          <o:OLEObject Type="Embed" ProgID="Visio.Drawing.15" ShapeID="_x0000_i1027" DrawAspect="Content" ObjectID="_1841842252" r:id="rId20"/>
         </w:object>
       </w:r>
     </w:p>
@@ -12818,10 +12654,10 @@
           <w:rFonts w:hint="eastAsia"/>
         </w:rPr>
         <w:object w:dxaOrig="5831" w:dyaOrig="7360" w14:anchorId="27091E3B">
-          <v:shape id="_x0000_i1048" type="#_x0000_t75" style="width:290.5pt;height:370pt" o:ole="">
-            <v:imagedata r:id="rId19" o:title=""/>
+          <v:shape id="_x0000_i1028" type="#_x0000_t75" style="width:290.4pt;height:369.6pt" o:ole="">
+            <v:imagedata r:id="rId21" o:title=""/>
           </v:shape>
-          <o:OLEObject Type="Embed" ProgID="Visio.Drawing.15" ShapeID="_x0000_i1048" DrawAspect="Content" ObjectID="_1840795967" r:id="rId20"/>
+          <o:OLEObject Type="Embed" ProgID="Visio.Drawing.15" ShapeID="_x0000_i1028" DrawAspect="Content" ObjectID="_1841842253" r:id="rId22"/>
         </w:object>
       </w:r>
     </w:p>
@@ -13502,10 +13338,10 @@
           <w:rFonts w:hint="eastAsia"/>
         </w:rPr>
         <w:object w:dxaOrig="14220" w:dyaOrig="27850" w14:anchorId="0E7072E6">
-          <v:shape id="_x0000_i1049" type="#_x0000_t75" style="width:356pt;height:696.5pt" o:ole="">
-            <v:imagedata r:id="rId21" o:title=""/>
+          <v:shape id="_x0000_i1029" type="#_x0000_t75" style="width:356.4pt;height:696pt" o:ole="">
+            <v:imagedata r:id="rId23" o:title=""/>
           </v:shape>
-          <o:OLEObject Type="Embed" ProgID="Visio.Drawing.15" ShapeID="_x0000_i1049" DrawAspect="Content" ObjectID="_1840795968" r:id="rId22"/>
+          <o:OLEObject Type="Embed" ProgID="Visio.Drawing.15" ShapeID="_x0000_i1029" DrawAspect="Content" ObjectID="_1841842254" r:id="rId24"/>
         </w:object>
       </w:r>
     </w:p>
@@ -14453,10 +14289,10 @@
           <w:rFonts w:hint="eastAsia"/>
         </w:rPr>
         <w:object w:dxaOrig="13071" w:dyaOrig="13640" w14:anchorId="1BECEFBB">
-          <v:shape id="_x0000_i1126" type="#_x0000_t75" style="width:467.5pt;height:488.5pt" o:ole="">
-            <v:imagedata r:id="rId23" o:title=""/>
+          <v:shape id="_x0000_i1030" type="#_x0000_t75" style="width:467.4pt;height:488.4pt" o:ole="">
+            <v:imagedata r:id="rId25" o:title=""/>
           </v:shape>
-          <o:OLEObject Type="Embed" ProgID="Visio.Drawing.15" ShapeID="_x0000_i1126" DrawAspect="Content" ObjectID="_1840795969" r:id="rId24"/>
+          <o:OLEObject Type="Embed" ProgID="Visio.Drawing.15" ShapeID="_x0000_i1030" DrawAspect="Content" ObjectID="_1841842255" r:id="rId26"/>
         </w:object>
       </w:r>
     </w:p>
@@ -15482,10 +15318,10 @@
           <w:rFonts w:hint="eastAsia"/>
         </w:rPr>
         <w:object w:dxaOrig="15250" w:dyaOrig="13640" w14:anchorId="04C9FB98">
-          <v:shape id="_x0000_i1127" type="#_x0000_t75" style="width:466.5pt;height:418.5pt" o:ole="">
-            <v:imagedata r:id="rId25" o:title=""/>
+          <v:shape id="_x0000_i1031" type="#_x0000_t75" style="width:466.8pt;height:418.8pt" o:ole="">
+            <v:imagedata r:id="rId27" o:title=""/>
           </v:shape>
-          <o:OLEObject Type="Embed" ProgID="Visio.Drawing.15" ShapeID="_x0000_i1127" DrawAspect="Content" ObjectID="_1840795970" r:id="rId26"/>
+          <o:OLEObject Type="Embed" ProgID="Visio.Drawing.15" ShapeID="_x0000_i1031" DrawAspect="Content" ObjectID="_1841842256" r:id="rId28"/>
         </w:object>
       </w:r>
     </w:p>
@@ -16441,8 +16277,8 @@
         </w:rPr>
       </w:pPr>
       <w:bookmarkStart w:id="41" w:name="_Toc230183067"/>
-      <w:bookmarkEnd w:id="23"/>
       <w:bookmarkEnd w:id="24"/>
+      <w:bookmarkEnd w:id="25"/>
       <w:r>
         <w:rPr>
           <w:rFonts w:ascii="微软雅黑" w:eastAsia="微软雅黑" w:hAnsi="微软雅黑" w:hint="eastAsia"/>
@@ -16992,7 +16828,7 @@
       </w:pPr>
     </w:p>
     <w:sectPr>
-      <w:headerReference w:type="default" r:id="rId27"/>
+      <w:headerReference w:type="default" r:id="rId29"/>
       <w:pgSz w:w="11907" w:h="16840"/>
       <w:pgMar w:top="1418" w:right="1276" w:bottom="1418" w:left="1276" w:header="851" w:footer="743" w:gutter="0"/>
       <w:pgBorders w:offsetFrom="page">
@@ -17035,6 +16871,19 @@
 </file>
 
 <file path=word/footer1.xml><?xml version="1.0" encoding="utf-8"?>
+<w:ftr xmlns:wpc="http://schemas.microsoft.com/office/word/2010/wordprocessingCanvas" xmlns:cx="http://schemas.microsoft.com/office/drawing/2014/chartex" xmlns:cx1="http://schemas.microsoft.com/office/drawing/2015/9/8/chartex" xmlns:cx2="http://schemas.microsoft.com/office/drawing/2015/10/21/chartex" xmlns:cx3="http://schemas.microsoft.com/office/drawing/2016/5/9/chartex" xmlns:cx4="http://schemas.microsoft.com/office/drawing/2016/5/10/chartex" xmlns:cx5="http://schemas.microsoft.com/office/drawing/2016/5/11/chartex" xmlns:cx6="http://schemas.microsoft.com/office/drawing/2016/5/12/chartex" xmlns:cx7="http://schemas.microsoft.com/office/drawing/2016/5/13/chartex" xmlns:cx8="http://schemas.microsoft.com/office/drawing/2016/5/14/chartex" xmlns:mc="http://schemas.openxmlformats.org/markup-compatibility/2006" xmlns:aink="http://schemas.microsoft.com/office/drawing/2016/ink" xmlns:am3d="http://schemas.microsoft.com/office/drawing/2017/model3d" xmlns:o="urn:schemas-microsoft-com:office:office" xmlns:oel="http://schemas.microsoft.com/office/2019/extlst" xmlns:r="http://schemas.openxmlformats.org/officeDocument/2006/relationships" xmlns:m="http://schemas.openxmlformats.org/officeDocument/2006/math" xmlns:v="urn:schemas-microsoft-com:vml" xmlns:wp14="http://schemas.microsoft.com/office/word/2010/wordprocessingDrawing" xmlns:wp="http://schemas.openxmlformats.org/drawingml/2006/wordprocessingDrawing" xmlns:w10="urn:schemas-microsoft-com:office:word" xmlns:w="http://schemas.openxmlformats.org/wordprocessingml/2006/main" xmlns:w14="http://schemas.microsoft.com/office/word/2010/wordml" xmlns:w15="http://schemas.microsoft.com/office/word/2012/wordml" xmlns:w16cex="http://schemas.microsoft.com/office/word/2018/wordml/cex" xmlns:w16cid="http://schemas.microsoft.com/office/word/2016/wordml/cid" xmlns:w16="http://schemas.microsoft.com/office/word/2018/wordml" xmlns:w16du="http://schemas.microsoft.com/office/word/2023/wordml/word16du" xmlns:w16sdtdh="http://schemas.microsoft.com/office/word/2020/wordml/sdtdatahash" xmlns:w16sdtfl="http://schemas.microsoft.com/office/word/2024/wordml/sdtformatlock" xmlns:w16se="http://schemas.microsoft.com/office/word/2015/wordml/symex" xmlns:wpg="http://schemas.microsoft.com/office/word/2010/wordprocessingGroup" xmlns:wpi="http://schemas.microsoft.com/office/word/2010/wordprocessingInk" xmlns:wne="http://schemas.microsoft.com/office/word/2006/wordml" xmlns:wps="http://schemas.microsoft.com/office/word/2010/wordprocessingShape" mc:Ignorable="w14 w15 w16se w16cid w16 w16cex w16sdtdh w16sdtfl w16du wp14">
+  <w:p>
+    <w:pPr>
+      <w:pStyle w:val="ae"/>
+      <w:rPr>
+        <w:rFonts w:hint="eastAsia"/>
+      </w:rPr>
+    </w:pPr>
+  </w:p>
+</w:ftr>
+</file>
+
+<file path=word/footer2.xml><?xml version="1.0" encoding="utf-8"?>
 <w:ftr xmlns:wpc="http://schemas.microsoft.com/office/word/2010/wordprocessingCanvas" xmlns:cx="http://schemas.microsoft.com/office/drawing/2014/chartex" xmlns:cx1="http://schemas.microsoft.com/office/drawing/2015/9/8/chartex" xmlns:cx2="http://schemas.microsoft.com/office/drawing/2015/10/21/chartex" xmlns:cx3="http://schemas.microsoft.com/office/drawing/2016/5/9/chartex" xmlns:cx4="http://schemas.microsoft.com/office/drawing/2016/5/10/chartex" xmlns:cx5="http://schemas.microsoft.com/office/drawing/2016/5/11/chartex" xmlns:cx6="http://schemas.microsoft.com/office/drawing/2016/5/12/chartex" xmlns:cx7="http://schemas.microsoft.com/office/drawing/2016/5/13/chartex" xmlns:cx8="http://schemas.microsoft.com/office/drawing/2016/5/14/chartex" xmlns:mc="http://schemas.openxmlformats.org/markup-compatibility/2006" xmlns:aink="http://schemas.microsoft.com/office/drawing/2016/ink" xmlns:am3d="http://schemas.microsoft.com/office/drawing/2017/model3d" xmlns:o="urn:schemas-microsoft-com:office:office" xmlns:oel="http://schemas.microsoft.com/office/2019/extlst" xmlns:r="http://schemas.openxmlformats.org/officeDocument/2006/relationships" xmlns:m="http://schemas.openxmlformats.org/officeDocument/2006/math" xmlns:v="urn:schemas-microsoft-com:vml" xmlns:wp14="http://schemas.microsoft.com/office/word/2010/wordprocessingDrawing" xmlns:wp="http://schemas.openxmlformats.org/drawingml/2006/wordprocessingDrawing" xmlns:w10="urn:schemas-microsoft-com:office:word" xmlns:w="http://schemas.openxmlformats.org/wordprocessingml/2006/main" xmlns:w14="http://schemas.microsoft.com/office/word/2010/wordml" xmlns:w15="http://schemas.microsoft.com/office/word/2012/wordml" xmlns:w16cex="http://schemas.microsoft.com/office/word/2018/wordml/cex" xmlns:w16cid="http://schemas.microsoft.com/office/word/2016/wordml/cid" xmlns:w16="http://schemas.microsoft.com/office/word/2018/wordml" xmlns:w16du="http://schemas.microsoft.com/office/word/2023/wordml/word16du" xmlns:w16sdtdh="http://schemas.microsoft.com/office/word/2020/wordml/sdtdatahash" xmlns:w16sdtfl="http://schemas.microsoft.com/office/word/2024/wordml/sdtformatlock" xmlns:w16se="http://schemas.microsoft.com/office/word/2015/wordml/symex" xmlns:wpg="http://schemas.microsoft.com/office/word/2010/wordprocessingGroup" xmlns:wpi="http://schemas.microsoft.com/office/word/2010/wordprocessingInk" xmlns:wne="http://schemas.microsoft.com/office/word/2006/wordml" xmlns:wps="http://schemas.microsoft.com/office/word/2010/wordprocessingShape" mc:Ignorable="w14 w15 w16se w16cid w16 w16cex w16sdtdh w16sdtfl w16du wp14">
   <w:p>
     <w:pPr>
@@ -17437,6 +17286,19 @@
 </w:ftr>
 </file>
 
+<file path=word/footer3.xml><?xml version="1.0" encoding="utf-8"?>
+<w:ftr xmlns:wpc="http://schemas.microsoft.com/office/word/2010/wordprocessingCanvas" xmlns:cx="http://schemas.microsoft.com/office/drawing/2014/chartex" xmlns:cx1="http://schemas.microsoft.com/office/drawing/2015/9/8/chartex" xmlns:cx2="http://schemas.microsoft.com/office/drawing/2015/10/21/chartex" xmlns:cx3="http://schemas.microsoft.com/office/drawing/2016/5/9/chartex" xmlns:cx4="http://schemas.microsoft.com/office/drawing/2016/5/10/chartex" xmlns:cx5="http://schemas.microsoft.com/office/drawing/2016/5/11/chartex" xmlns:cx6="http://schemas.microsoft.com/office/drawing/2016/5/12/chartex" xmlns:cx7="http://schemas.microsoft.com/office/drawing/2016/5/13/chartex" xmlns:cx8="http://schemas.microsoft.com/office/drawing/2016/5/14/chartex" xmlns:mc="http://schemas.openxmlformats.org/markup-compatibility/2006" xmlns:aink="http://schemas.microsoft.com/office/drawing/2016/ink" xmlns:am3d="http://schemas.microsoft.com/office/drawing/2017/model3d" xmlns:o="urn:schemas-microsoft-com:office:office" xmlns:oel="http://schemas.microsoft.com/office/2019/extlst" xmlns:r="http://schemas.openxmlformats.org/officeDocument/2006/relationships" xmlns:m="http://schemas.openxmlformats.org/officeDocument/2006/math" xmlns:v="urn:schemas-microsoft-com:vml" xmlns:wp14="http://schemas.microsoft.com/office/word/2010/wordprocessingDrawing" xmlns:wp="http://schemas.openxmlformats.org/drawingml/2006/wordprocessingDrawing" xmlns:w10="urn:schemas-microsoft-com:office:word" xmlns:w="http://schemas.openxmlformats.org/wordprocessingml/2006/main" xmlns:w14="http://schemas.microsoft.com/office/word/2010/wordml" xmlns:w15="http://schemas.microsoft.com/office/word/2012/wordml" xmlns:w16cex="http://schemas.microsoft.com/office/word/2018/wordml/cex" xmlns:w16cid="http://schemas.microsoft.com/office/word/2016/wordml/cid" xmlns:w16="http://schemas.microsoft.com/office/word/2018/wordml" xmlns:w16du="http://schemas.microsoft.com/office/word/2023/wordml/word16du" xmlns:w16sdtdh="http://schemas.microsoft.com/office/word/2020/wordml/sdtdatahash" xmlns:w16sdtfl="http://schemas.microsoft.com/office/word/2024/wordml/sdtformatlock" xmlns:w16se="http://schemas.microsoft.com/office/word/2015/wordml/symex" xmlns:wpg="http://schemas.microsoft.com/office/word/2010/wordprocessingGroup" xmlns:wpi="http://schemas.microsoft.com/office/word/2010/wordprocessingInk" xmlns:wne="http://schemas.microsoft.com/office/word/2006/wordml" xmlns:wps="http://schemas.microsoft.com/office/word/2010/wordprocessingShape" mc:Ignorable="w14 w15 w16se w16cid w16 w16cex w16sdtdh w16sdtfl w16du wp14">
+  <w:p>
+    <w:pPr>
+      <w:pStyle w:val="ae"/>
+      <w:rPr>
+        <w:rFonts w:hint="eastAsia"/>
+      </w:rPr>
+    </w:pPr>
+  </w:p>
+</w:ftr>
+</file>
+
 <file path=word/footnotes.xml><?xml version="1.0" encoding="utf-8"?>
 <w:footnotes xmlns:wpc="http://schemas.microsoft.com/office/word/2010/wordprocessingCanvas" xmlns:cx="http://schemas.microsoft.com/office/drawing/2014/chartex" xmlns:cx1="http://schemas.microsoft.com/office/drawing/2015/9/8/chartex" xmlns:cx2="http://schemas.microsoft.com/office/drawing/2015/10/21/chartex" xmlns:cx3="http://schemas.microsoft.com/office/drawing/2016/5/9/chartex" xmlns:cx4="http://schemas.microsoft.com/office/drawing/2016/5/10/chartex" xmlns:cx5="http://schemas.microsoft.com/office/drawing/2016/5/11/chartex" xmlns:cx6="http://schemas.microsoft.com/office/drawing/2016/5/12/chartex" xmlns:cx7="http://schemas.microsoft.com/office/drawing/2016/5/13/chartex" xmlns:cx8="http://schemas.microsoft.com/office/drawing/2016/5/14/chartex" xmlns:mc="http://schemas.openxmlformats.org/markup-compatibility/2006" xmlns:aink="http://schemas.microsoft.com/office/drawing/2016/ink" xmlns:am3d="http://schemas.microsoft.com/office/drawing/2017/model3d" xmlns:o="urn:schemas-microsoft-com:office:office" xmlns:oel="http://schemas.microsoft.com/office/2019/extlst" xmlns:r="http://schemas.openxmlformats.org/officeDocument/2006/relationships" xmlns:m="http://schemas.openxmlformats.org/officeDocument/2006/math" xmlns:v="urn:schemas-microsoft-com:vml" xmlns:wp14="http://schemas.microsoft.com/office/word/2010/wordprocessingDrawing" xmlns:wp="http://schemas.openxmlformats.org/drawingml/2006/wordprocessingDrawing" xmlns:w10="urn:schemas-microsoft-com:office:word" xmlns:w="http://schemas.openxmlformats.org/wordprocessingml/2006/main" xmlns:w14="http://schemas.microsoft.com/office/word/2010/wordml" xmlns:w15="http://schemas.microsoft.com/office/word/2012/wordml" xmlns:w16cex="http://schemas.microsoft.com/office/word/2018/wordml/cex" xmlns:w16cid="http://schemas.microsoft.com/office/word/2016/wordml/cid" xmlns:w16="http://schemas.microsoft.com/office/word/2018/wordml" xmlns:w16du="http://schemas.microsoft.com/office/word/2023/wordml/word16du" xmlns:w16sdtdh="http://schemas.microsoft.com/office/word/2020/wordml/sdtdatahash" xmlns:w16sdtfl="http://schemas.microsoft.com/office/word/2024/wordml/sdtformatlock" xmlns:w16se="http://schemas.microsoft.com/office/word/2015/wordml/symex" xmlns:wpg="http://schemas.microsoft.com/office/word/2010/wordprocessingGroup" xmlns:wpi="http://schemas.microsoft.com/office/word/2010/wordprocessingInk" xmlns:wne="http://schemas.microsoft.com/office/word/2006/wordml" xmlns:wps="http://schemas.microsoft.com/office/word/2010/wordprocessingShape" mc:Ignorable="w14 w15 w16se w16cid w16 w16cex w16sdtdh w16sdtfl w16du wp14">
   <w:footnote w:type="separator" w:id="-1">
@@ -17596,12 +17458,12 @@
       <w:tblLook w:val="04A0" w:firstRow="1" w:lastRow="0" w:firstColumn="1" w:lastColumn="0" w:noHBand="0" w:noVBand="1"/>
     </w:tblPr>
     <w:tblGrid>
-      <w:gridCol w:w="1093"/>
-      <w:gridCol w:w="1398"/>
-      <w:gridCol w:w="904"/>
-      <w:gridCol w:w="3102"/>
-      <w:gridCol w:w="1267"/>
-      <w:gridCol w:w="1581"/>
+      <w:gridCol w:w="1143"/>
+      <w:gridCol w:w="1468"/>
+      <w:gridCol w:w="941"/>
+      <w:gridCol w:w="2800"/>
+      <w:gridCol w:w="1331"/>
+      <w:gridCol w:w="1662"/>
     </w:tblGrid>
     <w:tr>
       <w:trPr>
@@ -17737,21 +17599,21 @@
               <w:rFonts w:ascii="微软雅黑" w:eastAsia="微软雅黑" w:hAnsi="微软雅黑" w:hint="eastAsia"/>
               <w:lang w:val="de-DE" w:eastAsia="zh-CN"/>
             </w:rPr>
-            <w:t>C1_MCAL_</w:t>
+            <w:t>C1_</w:t>
           </w:r>
           <w:r>
             <w:rPr>
               <w:rFonts w:ascii="微软雅黑" w:eastAsia="微软雅黑" w:hAnsi="微软雅黑" w:hint="eastAsia"/>
               <w:lang w:val="de-DE" w:eastAsia="zh-CN"/>
             </w:rPr>
-            <w:t>MPE</w:t>
+            <w:t>IPCS</w:t>
           </w:r>
           <w:r>
             <w:rPr>
               <w:rFonts w:ascii="微软雅黑" w:eastAsia="微软雅黑" w:hAnsi="微软雅黑" w:hint="eastAsia"/>
               <w:lang w:val="de-DE" w:eastAsia="zh-CN"/>
             </w:rPr>
-            <w:t>CAN_DRV</w:t>
+            <w:t>_DRV</w:t>
           </w:r>
           <w:r>
             <w:rPr>
